--- a/00-首页/题组Word/初赛模拟卷/初赛模拟卷VI（非有机·学生版）.docx
+++ b/00-首页/题组Word/初赛模拟卷/初赛模拟卷VI（非有机·学生版）.docx
@@ -55,6 +55,7 @@
     <w:p>
       <w:pPr>
         <w:pStyle w:val="BlockText"/>
+        <w:ind w:firstLine="420"/>
       </w:pPr>
       <w:r>
         <w:rPr>
@@ -532,6 +533,7 @@
     <w:p>
       <w:pPr>
         <w:pStyle w:val="FirstParagraph"/>
+        <w:ind w:firstLine="420"/>
       </w:pPr>
       <w:r>
         <w:rPr>
@@ -697,6 +699,7 @@
     <w:p>
       <w:pPr>
         <w:pStyle w:val="BodyText"/>
+        <w:ind w:firstLine="420"/>
       </w:pPr>
       <w:r>
         <w:rPr>
@@ -1485,6 +1488,7 @@
     <w:p>
       <w:pPr>
         <w:pStyle w:val="BodyText"/>
+        <w:ind w:firstLine="420"/>
       </w:pPr>
       <w:r>
         <w:rPr>
@@ -1540,6 +1544,7 @@
     <w:p>
       <w:pPr>
         <w:pStyle w:val="BodyText"/>
+        <w:ind w:firstLine="420"/>
       </w:pPr>
       <w:r>
         <w:rPr>
@@ -1571,6 +1576,7 @@
     <w:p>
       <w:pPr>
         <w:pStyle w:val="BodyText"/>
+        <w:ind w:firstLine="420"/>
       </w:pPr>
       <w:r>
         <w:rPr>
@@ -1698,6 +1704,7 @@
     <w:p>
       <w:pPr>
         <w:pStyle w:val="BodyText"/>
+        <w:ind w:firstLine="420"/>
       </w:pPr>
       <w:r>
         <w:rPr>
@@ -1829,6 +1836,7 @@
     <w:p>
       <w:pPr>
         <w:pStyle w:val="BodyText"/>
+        <w:ind w:firstLine="420"/>
       </w:pPr>
       <w:r>
         <w:rPr>
@@ -2096,6 +2104,7 @@
     <w:p>
       <w:pPr>
         <w:pStyle w:val="FirstParagraph"/>
+        <w:ind w:firstLine="420"/>
       </w:pPr>
       <w:r>
         <w:rPr>
@@ -2493,6 +2502,7 @@
           <w:ilvl w:val="0"/>
           <w:numId w:val="1001"/>
         </w:numPr>
+        <w:ind w:firstLine="420"/>
       </w:pPr>
       <m:oMath>
         <m:sSup>
@@ -2568,6 +2578,7 @@
           <w:ilvl w:val="0"/>
           <w:numId w:val="1001"/>
         </w:numPr>
+        <w:ind w:firstLine="420"/>
       </w:pPr>
       <w:r>
         <w:rPr>
@@ -2738,6 +2749,7 @@
           <w:ilvl w:val="0"/>
           <w:numId w:val="1001"/>
         </w:numPr>
+        <w:ind w:firstLine="420"/>
       </w:pPr>
       <m:oMath>
         <m:sSub>
@@ -2864,6 +2876,7 @@
           <w:ilvl w:val="0"/>
           <w:numId w:val="1001"/>
         </w:numPr>
+        <w:ind w:firstLine="420"/>
       </w:pPr>
       <w:r>
         <w:rPr>
@@ -3183,6 +3196,7 @@
           <w:ilvl w:val="0"/>
           <w:numId w:val="1001"/>
         </w:numPr>
+        <w:ind w:firstLine="420"/>
       </w:pPr>
       <w:r>
         <w:rPr>
@@ -3391,6 +3405,7 @@
     <w:p>
       <w:pPr>
         <w:pStyle w:val="FirstParagraph"/>
+        <w:ind w:firstLine="420"/>
       </w:pPr>
       <w:r>
         <w:rPr>
@@ -3432,6 +3447,7 @@
     <w:p>
       <w:pPr>
         <w:pStyle w:val="BodyText"/>
+        <w:ind w:firstLine="420"/>
       </w:pPr>
       <w:r>
         <w:rPr>
@@ -3549,6 +3565,7 @@
     <w:p>
       <w:pPr>
         <w:pStyle w:val="BodyText"/>
+        <w:ind w:firstLine="420"/>
       </w:pPr>
       <w:r>
         <w:rPr>
@@ -3592,6 +3609,7 @@
     <w:p>
       <w:pPr>
         <w:pStyle w:val="BodyText"/>
+        <w:ind w:firstLine="420"/>
       </w:pPr>
       <w:r>
         <w:rPr>
@@ -3827,6 +3845,7 @@
     <w:p>
       <w:pPr>
         <w:pStyle w:val="BodyText"/>
+        <w:ind w:firstLine="420"/>
       </w:pPr>
       <w:r>
         <w:rPr>
@@ -4943,6 +4962,7 @@
     <w:p>
       <w:pPr>
         <w:pStyle w:val="BodyText"/>
+        <w:ind w:firstLine="420"/>
       </w:pPr>
       <w:r>
         <w:rPr>
@@ -5068,6 +5088,7 @@
     <w:p>
       <w:pPr>
         <w:pStyle w:val="BodyText"/>
+        <w:ind w:firstLine="420"/>
       </w:pPr>
       <w:r>
         <w:rPr>
@@ -6288,6 +6309,7 @@
       <w:pPr>
         <w:pStyle w:val="FirstParagraph"/>
         <w:spacing w:after="80"/>
+        <w:ind w:firstLine="420"/>
       </w:pPr>
       <w:r>
         <w:rPr>
@@ -6393,6 +6415,15 @@
         <w:tblStyle w:val="Table"/>
         <w:tblW w:type="auto" w:w="0"/>
         <w:tblLook w:firstRow="1" w:lastRow="0" w:firstColumn="0" w:lastColumn="0" w:noHBand="0" w:noVBand="0" w:val="0020"/>
+        <w:jc w:val="center"/>
+        <w:tblBorders>
+          <w:top w:val="single" w:sz="12" w:space="0" w:color="333333"/>
+          <w:bottom w:val="single" w:sz="12" w:space="0" w:color="333333"/>
+          <w:left w:val="none"/>
+          <w:right w:val="none"/>
+          <w:insideH w:val="none"/>
+          <w:insideV w:val="none"/>
+        </w:tblBorders>
       </w:tblPr>
       <w:tblGrid>
         <w:gridCol w:w="1980"/>
@@ -6405,7 +6436,11 @@
           <w:tblHeader w:val="on"/>
         </w:trPr>
         <w:tc>
-          <w:tcPr/>
+          <w:tcPr>
+            <w:tcBorders>
+              <w:bottom w:val="single" w:sz="6" w:space="0" w:color="333333"/>
+            </w:tcBorders>
+          </w:tcPr>
           <w:p>
             <w:pPr>
               <w:pStyle w:val="Compact"/>
@@ -6450,7 +6485,11 @@
           </w:p>
         </w:tc>
         <w:tc>
-          <w:tcPr/>
+          <w:tcPr>
+            <w:tcBorders>
+              <w:bottom w:val="single" w:sz="6" w:space="0" w:color="333333"/>
+            </w:tcBorders>
+          </w:tcPr>
           <w:p>
             <w:pPr>
               <w:pStyle w:val="Compact"/>
@@ -6466,7 +6505,11 @@
           </w:p>
         </w:tc>
         <w:tc>
-          <w:tcPr/>
+          <w:tcPr>
+            <w:tcBorders>
+              <w:bottom w:val="single" w:sz="6" w:space="0" w:color="333333"/>
+            </w:tcBorders>
+          </w:tcPr>
           <w:p>
             <w:pPr>
               <w:pStyle w:val="Compact"/>
@@ -6482,7 +6525,11 @@
           </w:p>
         </w:tc>
         <w:tc>
-          <w:tcPr/>
+          <w:tcPr>
+            <w:tcBorders>
+              <w:bottom w:val="single" w:sz="6" w:space="0" w:color="333333"/>
+            </w:tcBorders>
+          </w:tcPr>
           <w:p>
             <w:pPr>
               <w:pStyle w:val="Compact"/>
@@ -6603,6 +6650,7 @@
       <w:pPr>
         <w:pStyle w:val="BodyText"/>
         <w:spacing w:before="120"/>
+        <w:ind w:firstLine="420"/>
       </w:pPr>
       <w:r>
         <w:rPr>
@@ -7221,6 +7269,7 @@
     <w:p>
       <w:pPr>
         <w:pStyle w:val="FirstParagraph"/>
+        <w:ind w:firstLine="420"/>
       </w:pPr>
       <w:r>
         <w:rPr>
@@ -7766,6 +7815,7 @@
     <w:p>
       <w:pPr>
         <w:pStyle w:val="BodyText"/>
+        <w:ind w:firstLine="420"/>
       </w:pPr>
       <w:r>
         <w:rPr>
@@ -8031,6 +8081,7 @@
           <w:ilvl w:val="0"/>
           <w:numId w:val="1002"/>
         </w:numPr>
+        <w:ind w:firstLine="420"/>
       </w:pPr>
       <w:r>
         <w:rPr>
@@ -8099,6 +8150,7 @@
           <w:ilvl w:val="0"/>
           <w:numId w:val="1002"/>
         </w:numPr>
+        <w:ind w:firstLine="420"/>
       </w:pPr>
       <w:r>
         <w:rPr>
@@ -8128,6 +8180,7 @@
     <w:p>
       <w:pPr>
         <w:pStyle w:val="FirstParagraph"/>
+        <w:ind w:firstLine="420"/>
       </w:pPr>
       <w:r>
         <w:rPr>
@@ -8221,6 +8274,7 @@
     <w:p>
       <w:pPr>
         <w:pStyle w:val="BodyText"/>
+        <w:ind w:firstLine="420"/>
       </w:pPr>
       <w:r>
         <w:rPr>
@@ -8272,6 +8326,7 @@
           <w:ilvl w:val="0"/>
           <w:numId w:val="1003"/>
         </w:numPr>
+        <w:ind w:firstLine="420"/>
       </w:pPr>
       <w:r>
         <w:rPr>
@@ -8373,6 +8428,7 @@
     <w:p>
       <w:pPr>
         <w:pStyle w:val="FirstParagraph"/>
+        <w:ind w:firstLine="420"/>
       </w:pPr>
       <m:oMath>
         <m:sSub>
@@ -8522,6 +8578,7 @@
     <w:p>
       <w:pPr>
         <w:pStyle w:val="BodyText"/>
+        <w:ind w:firstLine="420"/>
       </w:pPr>
       <w:r>
         <w:rPr>
@@ -8577,6 +8634,7 @@
     <w:p>
       <w:pPr>
         <w:pStyle w:val="BodyText"/>
+        <w:ind w:firstLine="420"/>
       </w:pPr>
       <w:r>
         <w:rPr>
@@ -9258,6 +9316,7 @@
     <w:p>
       <w:pPr>
         <w:pStyle w:val="BodyText"/>
+        <w:ind w:firstLine="420"/>
       </w:pPr>
       <w:r>
         <w:rPr>
@@ -9503,6 +9562,7 @@
     <w:p>
       <w:pPr>
         <w:pStyle w:val="BodyText"/>
+        <w:ind w:firstLine="420"/>
       </w:pPr>
       <w:r>
         <w:rPr>
@@ -9708,6 +9768,7 @@
     <w:p>
       <w:pPr>
         <w:pStyle w:val="BodyText"/>
+        <w:ind w:firstLine="420"/>
       </w:pPr>
       <w:r>
         <w:rPr>
@@ -10060,6 +10121,7 @@
       <w:pPr>
         <w:pStyle w:val="FirstParagraph"/>
         <w:spacing w:after="80"/>
+        <w:ind w:firstLine="420"/>
       </w:pPr>
       <w:r>
         <w:rPr>
@@ -10418,6 +10480,15 @@
         <w:tblStyle w:val="Table"/>
         <w:tblW w:type="auto" w:w="0"/>
         <w:tblLook w:firstRow="1" w:lastRow="0" w:firstColumn="0" w:lastColumn="0" w:noHBand="0" w:noVBand="0" w:val="0020"/>
+        <w:jc w:val="center"/>
+        <w:tblBorders>
+          <w:top w:val="single" w:sz="12" w:space="0" w:color="333333"/>
+          <w:bottom w:val="single" w:sz="12" w:space="0" w:color="333333"/>
+          <w:left w:val="none"/>
+          <w:right w:val="none"/>
+          <w:insideH w:val="none"/>
+          <w:insideV w:val="none"/>
+        </w:tblBorders>
       </w:tblPr>
       <w:tblGrid>
         <w:gridCol w:w="1584"/>
@@ -10431,7 +10502,11 @@
           <w:tblHeader w:val="on"/>
         </w:trPr>
         <w:tc>
-          <w:tcPr/>
+          <w:tcPr>
+            <w:tcBorders>
+              <w:bottom w:val="single" w:sz="6" w:space="0" w:color="333333"/>
+            </w:tcBorders>
+          </w:tcPr>
           <w:p>
             <w:pPr>
               <w:pStyle w:val="Compact"/>
@@ -10454,7 +10529,11 @@
           </w:p>
         </w:tc>
         <w:tc>
-          <w:tcPr/>
+          <w:tcPr>
+            <w:tcBorders>
+              <w:bottom w:val="single" w:sz="6" w:space="0" w:color="333333"/>
+            </w:tcBorders>
+          </w:tcPr>
           <w:p>
             <w:pPr>
               <w:pStyle w:val="Compact"/>
@@ -10470,7 +10549,11 @@
           </w:p>
         </w:tc>
         <w:tc>
-          <w:tcPr/>
+          <w:tcPr>
+            <w:tcBorders>
+              <w:bottom w:val="single" w:sz="6" w:space="0" w:color="333333"/>
+            </w:tcBorders>
+          </w:tcPr>
           <w:p>
             <w:pPr>
               <w:pStyle w:val="Compact"/>
@@ -10486,7 +10569,11 @@
           </w:p>
         </w:tc>
         <w:tc>
-          <w:tcPr/>
+          <w:tcPr>
+            <w:tcBorders>
+              <w:bottom w:val="single" w:sz="6" w:space="0" w:color="333333"/>
+            </w:tcBorders>
+          </w:tcPr>
           <w:p>
             <w:pPr>
               <w:pStyle w:val="Compact"/>
@@ -10502,7 +10589,11 @@
           </w:p>
         </w:tc>
         <w:tc>
-          <w:tcPr/>
+          <w:tcPr>
+            <w:tcBorders>
+              <w:bottom w:val="single" w:sz="6" w:space="0" w:color="333333"/>
+            </w:tcBorders>
+          </w:tcPr>
           <w:p>
             <w:pPr>
               <w:pStyle w:val="Compact"/>
@@ -10683,6 +10774,7 @@
       <w:pPr>
         <w:pStyle w:val="BodyText"/>
         <w:spacing w:before="120"/>
+        <w:ind w:firstLine="420"/>
       </w:pPr>
       <w:r>
         <w:rPr>
@@ -10803,6 +10895,7 @@
           <w:ilvl w:val="0"/>
           <w:numId w:val="1004"/>
         </w:numPr>
+        <w:ind w:firstLine="420"/>
       </w:pPr>
       <w:r>
         <w:rPr>
@@ -10835,6 +10928,7 @@
           <w:ilvl w:val="0"/>
           <w:numId w:val="1004"/>
         </w:numPr>
+        <w:ind w:firstLine="420"/>
       </w:pPr>
       <w:r>
         <w:rPr>
@@ -10855,6 +10949,7 @@
           <w:ilvl w:val="0"/>
           <w:numId w:val="1004"/>
         </w:numPr>
+        <w:ind w:firstLine="420"/>
       </w:pPr>
       <w:r>
         <w:rPr>
@@ -11070,6 +11165,7 @@
     <w:p>
       <w:pPr>
         <w:pStyle w:val="FirstParagraph"/>
+        <w:ind w:firstLine="420"/>
       </w:pPr>
       <w:r>
         <w:rPr>
@@ -11189,6 +11285,7 @@
     <w:p>
       <w:pPr>
         <w:pStyle w:val="BodyText"/>
+        <w:ind w:firstLine="420"/>
       </w:pPr>
       <m:oMath>
         <m:oMathPr>
@@ -11562,6 +11659,7 @@
     <w:p>
       <w:pPr>
         <w:pStyle w:val="BodyText"/>
+        <w:ind w:firstLine="420"/>
       </w:pPr>
       <w:r>
         <w:rPr>
@@ -11675,6 +11773,7 @@
     <w:p>
       <w:pPr>
         <w:pStyle w:val="BodyText"/>
+        <w:ind w:firstLine="420"/>
       </w:pPr>
       <w:r>
         <w:rPr>
@@ -11785,6 +11884,7 @@
     <w:p>
       <w:pPr>
         <w:pStyle w:val="BodyText"/>
+        <w:ind w:firstLine="420"/>
       </w:pPr>
       <w:r>
         <w:rPr>
@@ -11946,6 +12046,7 @@
     <w:p>
       <w:pPr>
         <w:pStyle w:val="BodyText"/>
+        <w:ind w:firstLine="420"/>
       </w:pPr>
       <w:r>
         <w:rPr>
@@ -12301,6 +12402,7 @@
     <w:p>
       <w:pPr>
         <w:pStyle w:val="BodyText"/>
+        <w:ind w:firstLine="420"/>
       </w:pPr>
       <w:r>
         <w:rPr>
@@ -12538,6 +12640,7 @@
     <w:p>
       <w:pPr>
         <w:pStyle w:val="BodyText"/>
+        <w:ind w:firstLine="420"/>
       </w:pPr>
       <w:r>
         <w:rPr>
@@ -13141,6 +13244,7 @@
     <w:p>
       <w:pPr>
         <w:pStyle w:val="BodyText"/>
+        <w:ind w:firstLine="420"/>
       </w:pPr>
       <w:r>
         <w:rPr>
@@ -13370,6 +13474,7 @@
     <w:p>
       <w:pPr>
         <w:pStyle w:val="BodyText"/>
+        <w:ind w:firstLine="420"/>
       </w:pPr>
       <w:r>
         <w:rPr>
@@ -13950,6 +14055,7 @@
     <w:p>
       <w:pPr>
         <w:pStyle w:val="BodyText"/>
+        <w:ind w:firstLine="420"/>
       </w:pPr>
       <w:r>
         <w:rPr>
@@ -14081,6 +14187,7 @@
     <w:p>
       <w:pPr>
         <w:pStyle w:val="FirstParagraph"/>
+        <w:ind w:firstLine="420"/>
       </w:pPr>
       <w:r>
         <w:rPr>
@@ -14182,6 +14289,7 @@
     <w:p>
       <w:pPr>
         <w:pStyle w:val="BodyText"/>
+        <w:ind w:firstLine="420"/>
       </w:pPr>
       <w:r>
         <w:rPr>
@@ -14229,6 +14337,7 @@
     <w:p>
       <w:pPr>
         <w:pStyle w:val="BodyText"/>
+        <w:ind w:firstLine="420"/>
       </w:pPr>
       <w:r>
         <w:rPr>
@@ -14294,6 +14403,7 @@
     <w:p>
       <w:pPr>
         <w:pStyle w:val="BodyText"/>
+        <w:ind w:firstLine="420"/>
       </w:pPr>
       <w:r>
         <w:rPr>
@@ -14317,6 +14427,7 @@
     <w:p>
       <w:pPr>
         <w:pStyle w:val="BodyText"/>
+        <w:ind w:firstLine="420"/>
       </w:pPr>
       <w:r>
         <w:rPr>
@@ -14383,6 +14494,7 @@
     <w:p>
       <w:pPr>
         <w:pStyle w:val="BodyText"/>
+        <w:ind w:firstLine="420"/>
       </w:pPr>
       <w:r>
         <w:rPr>
@@ -14520,6 +14632,7 @@
     <w:p>
       <w:pPr>
         <w:pStyle w:val="BodyText"/>
+        <w:ind w:firstLine="420"/>
       </w:pPr>
       <w:r>
         <w:rPr>
@@ -14627,6 +14740,7 @@
     <w:p>
       <w:pPr>
         <w:pStyle w:val="BodyText"/>
+        <w:ind w:firstLine="420"/>
       </w:pPr>
       <w:r>
         <w:rPr>
@@ -14662,6 +14776,7 @@
     <w:p>
       <w:pPr>
         <w:pStyle w:val="BodyText"/>
+        <w:ind w:firstLine="420"/>
       </w:pPr>
       <w:r>
         <w:rPr>
@@ -14697,6 +14812,7 @@
     <w:p>
       <w:pPr>
         <w:pStyle w:val="BodyText"/>
+        <w:ind w:firstLine="420"/>
       </w:pPr>
       <w:r>
         <w:rPr>
@@ -14762,6 +14878,7 @@
     <w:p>
       <w:pPr>
         <w:pStyle w:val="BodyText"/>
+        <w:ind w:firstLine="420"/>
       </w:pPr>
       <w:r>
         <w:rPr>
@@ -14845,6 +14962,7 @@
     <w:p>
       <w:pPr>
         <w:pStyle w:val="FirstParagraph"/>
+        <w:ind w:firstLine="420"/>
       </w:pPr>
       <w:r>
         <w:rPr>
@@ -14954,6 +15072,7 @@
     <w:p>
       <w:pPr>
         <w:pStyle w:val="BodyText"/>
+        <w:ind w:firstLine="420"/>
       </w:pPr>
       <w:r>
         <w:rPr>
@@ -15203,6 +15322,7 @@
     <w:p>
       <w:pPr>
         <w:pStyle w:val="BodyText"/>
+        <w:ind w:firstLine="420"/>
       </w:pPr>
       <w:r>
         <w:rPr>
@@ -15579,6 +15699,7 @@
     <w:p>
       <w:pPr>
         <w:pStyle w:val="BodyText"/>
+        <w:ind w:firstLine="420"/>
       </w:pPr>
       <w:r>
         <w:rPr>
@@ -15667,6 +15788,7 @@
     <w:p>
       <w:pPr>
         <w:pStyle w:val="BodyText"/>
+        <w:ind w:firstLine="420"/>
       </w:pPr>
       <w:r>
         <w:rPr>
@@ -15710,6 +15832,7 @@
     <w:p>
       <w:pPr>
         <w:pStyle w:val="BodyText"/>
+        <w:ind w:firstLine="420"/>
       </w:pPr>
       <w:r>
         <w:rPr>
@@ -15765,6 +15888,7 @@
     <w:p>
       <w:pPr>
         <w:pStyle w:val="BodyText"/>
+        <w:ind w:firstLine="420"/>
       </w:pPr>
       <w:r>
         <w:rPr>
@@ -15967,6 +16091,7 @@
     <w:p>
       <w:pPr>
         <w:pStyle w:val="FirstParagraph"/>
+        <w:ind w:firstLine="420"/>
       </w:pPr>
       <w:r>
         <w:rPr>
@@ -16023,6 +16148,7 @@
           <w:ilvl w:val="0"/>
           <w:numId w:val="1005"/>
         </w:numPr>
+        <w:ind w:firstLine="420"/>
       </w:pPr>
       <m:oMath>
         <m:sSub>
@@ -16283,6 +16409,7 @@
           <w:ilvl w:val="0"/>
           <w:numId w:val="1005"/>
         </w:numPr>
+        <w:ind w:firstLine="420"/>
       </w:pPr>
       <w:r>
         <w:rPr>
@@ -16402,6 +16529,7 @@
           <w:ilvl w:val="0"/>
           <w:numId w:val="1005"/>
         </w:numPr>
+        <w:ind w:firstLine="420"/>
       </w:pPr>
       <w:r>
         <w:rPr>
@@ -16615,6 +16743,7 @@
     <w:p>
       <w:pPr>
         <w:pStyle w:val="FirstParagraph"/>
+        <w:ind w:firstLine="420"/>
       </w:pPr>
       <w:r>
         <w:rPr>
@@ -16822,6 +16951,7 @@
     <w:p>
       <w:pPr>
         <w:pStyle w:val="BodyText"/>
+        <w:ind w:firstLine="420"/>
       </w:pPr>
       <w:r>
         <w:rPr>
@@ -17121,6 +17251,7 @@
     <w:p>
       <w:pPr>
         <w:pStyle w:val="BlockText"/>
+        <w:ind w:firstLine="420"/>
       </w:pPr>
       <w:r>
         <w:rPr>
@@ -17344,6 +17475,7 @@
     <w:p>
       <w:pPr>
         <w:pStyle w:val="FirstParagraph"/>
+        <w:ind w:firstLine="420"/>
       </w:pPr>
       <w:r>
         <w:rPr>
@@ -17409,6 +17541,7 @@
     <w:p>
       <w:pPr>
         <w:pStyle w:val="BodyText"/>
+        <w:ind w:firstLine="420"/>
       </w:pPr>
       <w:r>
         <w:rPr>
@@ -17440,6 +17573,7 @@
     <w:p>
       <w:pPr>
         <w:pStyle w:val="BodyText"/>
+        <w:ind w:firstLine="420"/>
       </w:pPr>
       <w:r>
         <w:rPr>
@@ -17565,6 +17699,7 @@
     <w:p>
       <w:pPr>
         <w:pStyle w:val="BodyText"/>
+        <w:ind w:firstLine="420"/>
       </w:pPr>
       <w:r>
         <w:rPr>
@@ -17632,6 +17767,7 @@
     <w:p>
       <w:pPr>
         <w:pStyle w:val="BodyText"/>
+        <w:ind w:firstLine="420"/>
       </w:pPr>
       <w:r>
         <w:rPr>
@@ -17673,6 +17809,7 @@
     <w:p>
       <w:pPr>
         <w:pStyle w:val="BodyText"/>
+        <w:ind w:firstLine="420"/>
       </w:pPr>
       <w:r>
         <w:rPr>
@@ -17740,6 +17877,7 @@
     <w:p>
       <w:pPr>
         <w:pStyle w:val="BodyText"/>
+        <w:ind w:firstLine="420"/>
       </w:pPr>
       <w:r>
         <w:rPr>
@@ -17976,6 +18114,7 @@
     <w:p>
       <w:pPr>
         <w:pStyle w:val="BodyText"/>
+        <w:ind w:firstLine="420"/>
       </w:pPr>
       <w:r>
         <w:rPr>
@@ -18019,6 +18158,7 @@
     <w:p>
       <w:pPr>
         <w:pStyle w:val="BodyText"/>
+        <w:ind w:firstLine="420"/>
       </w:pPr>
       <w:r>
         <w:rPr>
@@ -18122,6 +18262,7 @@
     <w:p>
       <w:pPr>
         <w:pStyle w:val="BodyText"/>
+        <w:ind w:firstLine="420"/>
       </w:pPr>
       <w:r>
         <w:rPr>
@@ -18286,6 +18427,7 @@
     <w:p>
       <w:pPr>
         <w:pStyle w:val="BodyText"/>
+        <w:ind w:firstLine="420"/>
       </w:pPr>
       <w:r>
         <w:rPr>
@@ -18353,6 +18495,7 @@
     <w:p>
       <w:pPr>
         <w:pStyle w:val="BodyText"/>
+        <w:ind w:firstLine="420"/>
       </w:pPr>
       <w:r>
         <w:rPr>
@@ -18396,6 +18539,7 @@
     <w:p>
       <w:pPr>
         <w:pStyle w:val="BodyText"/>
+        <w:ind w:firstLine="420"/>
       </w:pPr>
       <w:r>
         <w:rPr>
@@ -18750,6 +18894,7 @@
     <w:p>
       <w:pPr>
         <w:pStyle w:val="BodyText"/>
+        <w:ind w:firstLine="420"/>
       </w:pPr>
       <w:r>
         <w:rPr>
@@ -18793,6 +18938,7 @@
     <w:p>
       <w:pPr>
         <w:pStyle w:val="BodyText"/>
+        <w:ind w:firstLine="420"/>
       </w:pPr>
       <w:r>
         <w:rPr>
@@ -18878,6 +19024,7 @@
     <w:p>
       <w:pPr>
         <w:pStyle w:val="BodyText"/>
+        <w:ind w:firstLine="420"/>
       </w:pPr>
       <w:r>
         <w:rPr>
@@ -18933,6 +19080,7 @@
     <w:p>
       <w:pPr>
         <w:pStyle w:val="BodyText"/>
+        <w:ind w:firstLine="420"/>
       </w:pPr>
       <w:r>
         <w:rPr>
@@ -19004,6 +19152,7 @@
     <w:p>
       <w:pPr>
         <w:pStyle w:val="BodyText"/>
+        <w:ind w:firstLine="420"/>
       </w:pPr>
       <w:r>
         <w:rPr>
@@ -19047,6 +19196,7 @@
     <w:p>
       <w:pPr>
         <w:pStyle w:val="BodyText"/>
+        <w:ind w:firstLine="420"/>
       </w:pPr>
       <w:r>
         <w:rPr>
@@ -19490,6 +19640,7 @@
     <w:p>
       <w:pPr>
         <w:pStyle w:val="BodyText"/>
+        <w:ind w:firstLine="420"/>
       </w:pPr>
       <w:r>
         <w:rPr>
@@ -19545,6 +19696,7 @@
     <w:p>
       <w:pPr>
         <w:pStyle w:val="BodyText"/>
+        <w:ind w:firstLine="420"/>
       </w:pPr>
       <w:r>
         <w:rPr>
@@ -19600,6 +19752,7 @@
     <w:p>
       <w:pPr>
         <w:pStyle w:val="BodyText"/>
+        <w:ind w:firstLine="420"/>
       </w:pPr>
       <w:r>
         <w:rPr>
@@ -19695,6 +19848,7 @@
     <w:p>
       <w:pPr>
         <w:pStyle w:val="BodyText"/>
+        <w:ind w:firstLine="420"/>
       </w:pPr>
       <w:r>
         <w:rPr>
@@ -19872,6 +20026,7 @@
     <w:p>
       <w:pPr>
         <w:pStyle w:val="FirstParagraph"/>
+        <w:ind w:firstLine="420"/>
       </w:pPr>
       <w:r>
         <w:rPr>
@@ -19913,6 +20068,7 @@
     <w:p>
       <w:pPr>
         <w:pStyle w:val="BodyText"/>
+        <w:ind w:firstLine="420"/>
       </w:pPr>
       <m:oMath>
         <m:oMathPr>
@@ -20497,6 +20653,7 @@
     <w:p>
       <w:pPr>
         <w:pStyle w:val="FirstParagraph"/>
+        <w:ind w:firstLine="420"/>
       </w:pPr>
       <w:r>
         <w:rPr>
@@ -20532,6 +20689,7 @@
     <w:p>
       <w:pPr>
         <w:pStyle w:val="BodyText"/>
+        <w:ind w:firstLine="420"/>
       </w:pPr>
       <w:r>
         <w:rPr>
@@ -20771,6 +20929,7 @@
     <w:p>
       <w:pPr>
         <w:pStyle w:val="BodyText"/>
+        <w:ind w:firstLine="420"/>
       </w:pPr>
       <w:r>
         <w:rPr>
@@ -21021,6 +21180,7 @@
     <w:p>
       <w:pPr>
         <w:pStyle w:val="FirstParagraph"/>
+        <w:ind w:firstLine="420"/>
       </w:pPr>
       <w:r>
         <w:rPr>
@@ -21136,6 +21296,7 @@
     <w:p>
       <w:pPr>
         <w:pStyle w:val="BodyText"/>
+        <w:ind w:firstLine="420"/>
       </w:pPr>
       <w:r>
         <w:rPr>
@@ -21356,6 +21517,7 @@
     <w:p>
       <w:pPr>
         <w:pStyle w:val="BodyText"/>
+        <w:ind w:firstLine="420"/>
       </w:pPr>
       <w:r>
         <w:rPr>
@@ -21439,6 +21601,7 @@
     <w:p>
       <w:pPr>
         <w:pStyle w:val="BodyText"/>
+        <w:ind w:firstLine="420"/>
       </w:pPr>
       <w:r>
         <w:rPr>
@@ -21638,6 +21801,7 @@
     <w:p>
       <w:pPr>
         <w:pStyle w:val="BodyText"/>
+        <w:ind w:firstLine="420"/>
       </w:pPr>
       <w:r>
         <w:rPr>
@@ -21905,6 +22069,7 @@
     <w:p>
       <w:pPr>
         <w:pStyle w:val="BodyText"/>
+        <w:ind w:firstLine="420"/>
       </w:pPr>
       <w:r>
         <w:rPr>
@@ -22116,6 +22281,7 @@
     <w:p>
       <w:pPr>
         <w:pStyle w:val="BodyText"/>
+        <w:ind w:firstLine="420"/>
       </w:pPr>
       <w:r>
         <w:rPr>
@@ -22254,6 +22420,7 @@
     <w:p>
       <w:pPr>
         <w:pStyle w:val="BodyText"/>
+        <w:ind w:firstLine="420"/>
       </w:pPr>
       <w:r>
         <w:rPr>
@@ -22524,6 +22691,7 @@
     <w:p>
       <w:pPr>
         <w:pStyle w:val="FirstParagraph"/>
+        <w:ind w:firstLine="420"/>
       </w:pPr>
       <w:r>
         <w:rPr>
@@ -22628,6 +22796,7 @@
           <w:ilvl w:val="0"/>
           <w:numId w:val="1006"/>
         </w:numPr>
+        <w:ind w:firstLine="420"/>
       </w:pPr>
       <w:r>
         <w:rPr>
@@ -22726,6 +22895,7 @@
           <w:ilvl w:val="0"/>
           <w:numId w:val="1006"/>
         </w:numPr>
+        <w:ind w:firstLine="420"/>
       </w:pPr>
       <w:r>
         <w:rPr>
@@ -22852,6 +23022,7 @@
           <w:ilvl w:val="0"/>
           <w:numId w:val="1006"/>
         </w:numPr>
+        <w:ind w:firstLine="420"/>
       </w:pPr>
       <w:r>
         <w:rPr>
@@ -23165,6 +23336,7 @@
     <w:p>
       <w:pPr>
         <w:pStyle w:val="FirstParagraph"/>
+        <w:ind w:firstLine="420"/>
       </w:pPr>
       <w:r>
         <w:rPr>
@@ -23432,6 +23604,7 @@
     <w:p>
       <w:pPr>
         <w:pStyle w:val="BodyText"/>
+        <w:ind w:firstLine="420"/>
       </w:pPr>
       <w:r>
         <w:rPr>
@@ -23502,6 +23675,7 @@
     <w:p>
       <w:pPr>
         <w:pStyle w:val="BodyText"/>
+        <w:ind w:firstLine="420"/>
       </w:pPr>
       <w:r>
         <w:rPr>
@@ -23553,6 +23727,7 @@
           <w:ilvl w:val="0"/>
           <w:numId w:val="1007"/>
         </w:numPr>
+        <w:ind w:firstLine="420"/>
       </w:pPr>
       <w:r>
         <w:rPr>
@@ -23722,6 +23897,7 @@
     <w:p>
       <w:pPr>
         <w:pStyle w:val="BodyText"/>
+        <w:ind w:firstLine="420"/>
       </w:pPr>
       <w:r>
         <w:rPr>
@@ -24124,6 +24300,7 @@
     <w:p>
       <w:pPr>
         <w:pStyle w:val="FirstParagraph"/>
+        <w:ind w:firstLine="420"/>
       </w:pPr>
       <w:r>
         <w:rPr>
@@ -24153,6 +24330,7 @@
     <w:p>
       <w:pPr>
         <w:pStyle w:val="BodyText"/>
+        <w:ind w:firstLine="420"/>
       </w:pPr>
       <w:r>
         <w:rPr>
@@ -24230,6 +24408,7 @@
     <w:p>
       <w:pPr>
         <w:pStyle w:val="BodyText"/>
+        <w:ind w:firstLine="420"/>
       </w:pPr>
       <w:r>
         <w:rPr>
@@ -24390,6 +24569,7 @@
       <w:pPr>
         <w:pStyle w:val="BodyText"/>
         <w:spacing w:after="80"/>
+        <w:ind w:firstLine="420"/>
       </w:pPr>
       <w:r>
         <w:rPr>
@@ -24434,6 +24614,15 @@
         <w:tblW w:type="pct" w:w="5000"/>
         <w:tblLayout w:type="fixed"/>
         <w:tblLook w:firstRow="1" w:lastRow="0" w:firstColumn="0" w:lastColumn="0" w:noHBand="0" w:noVBand="0" w:val="0020"/>
+        <w:jc w:val="center"/>
+        <w:tblBorders>
+          <w:top w:val="single" w:sz="12" w:space="0" w:color="333333"/>
+          <w:bottom w:val="single" w:sz="12" w:space="0" w:color="333333"/>
+          <w:left w:val="none"/>
+          <w:right w:val="none"/>
+          <w:insideH w:val="none"/>
+          <w:insideV w:val="none"/>
+        </w:tblBorders>
       </w:tblPr>
       <w:tblGrid>
         <w:gridCol w:w="2640"/>
@@ -24445,7 +24634,11 @@
           <w:tblHeader w:val="on"/>
         </w:trPr>
         <w:tc>
-          <w:tcPr/>
+          <w:tcPr>
+            <w:tcBorders>
+              <w:bottom w:val="single" w:sz="6" w:space="0" w:color="333333"/>
+            </w:tcBorders>
+          </w:tcPr>
           <w:p>
             <w:pPr>
               <w:pStyle w:val="Compact"/>
@@ -24461,7 +24654,11 @@
           </w:p>
         </w:tc>
         <w:tc>
-          <w:tcPr/>
+          <w:tcPr>
+            <w:tcBorders>
+              <w:bottom w:val="single" w:sz="6" w:space="0" w:color="333333"/>
+            </w:tcBorders>
+          </w:tcPr>
           <w:p>
             <w:pPr>
               <w:pStyle w:val="Compact"/>
@@ -24532,7 +24729,11 @@
           </w:p>
         </w:tc>
         <w:tc>
-          <w:tcPr/>
+          <w:tcPr>
+            <w:tcBorders>
+              <w:bottom w:val="single" w:sz="6" w:space="0" w:color="333333"/>
+            </w:tcBorders>
+          </w:tcPr>
           <w:p>
             <w:pPr>
               <w:pStyle w:val="Compact"/>
@@ -24892,6 +25093,7 @@
       <w:pPr>
         <w:pStyle w:val="BodyText"/>
         <w:spacing w:before="120"/>
+        <w:ind w:firstLine="420"/>
       </w:pPr>
       <w:r>
         <w:rPr>
@@ -25231,6 +25433,15 @@
         <w:tblW w:type="pct" w:w="5000"/>
         <w:tblLayout w:type="fixed"/>
         <w:tblLook w:firstRow="1" w:lastRow="0" w:firstColumn="0" w:lastColumn="0" w:noHBand="0" w:noVBand="0" w:val="0020"/>
+        <w:jc w:val="center"/>
+        <w:tblBorders>
+          <w:top w:val="single" w:sz="12" w:space="0" w:color="333333"/>
+          <w:bottom w:val="single" w:sz="12" w:space="0" w:color="333333"/>
+          <w:left w:val="none"/>
+          <w:right w:val="none"/>
+          <w:insideH w:val="none"/>
+          <w:insideV w:val="none"/>
+        </w:tblBorders>
       </w:tblPr>
       <w:tblGrid>
         <w:gridCol w:w="1320"/>
@@ -25245,7 +25456,11 @@
           <w:tblHeader w:val="on"/>
         </w:trPr>
         <w:tc>
-          <w:tcPr/>
+          <w:tcPr>
+            <w:tcBorders>
+              <w:bottom w:val="single" w:sz="6" w:space="0" w:color="333333"/>
+            </w:tcBorders>
+          </w:tcPr>
           <w:p>
             <w:pPr>
               <w:pStyle w:val="Compact"/>
@@ -25275,7 +25490,11 @@
           </w:p>
         </w:tc>
         <w:tc>
-          <w:tcPr/>
+          <w:tcPr>
+            <w:tcBorders>
+              <w:bottom w:val="single" w:sz="6" w:space="0" w:color="333333"/>
+            </w:tcBorders>
+          </w:tcPr>
           <w:p>
             <w:pPr>
               <w:pStyle w:val="Compact"/>
@@ -25320,7 +25539,11 @@
           </w:p>
         </w:tc>
         <w:tc>
-          <w:tcPr/>
+          <w:tcPr>
+            <w:tcBorders>
+              <w:bottom w:val="single" w:sz="6" w:space="0" w:color="333333"/>
+            </w:tcBorders>
+          </w:tcPr>
           <w:p>
             <w:pPr>
               <w:pStyle w:val="Compact"/>
@@ -25394,7 +25617,11 @@
           </w:p>
         </w:tc>
         <w:tc>
-          <w:tcPr/>
+          <w:tcPr>
+            <w:tcBorders>
+              <w:bottom w:val="single" w:sz="6" w:space="0" w:color="333333"/>
+            </w:tcBorders>
+          </w:tcPr>
           <w:p>
             <w:pPr>
               <w:pStyle w:val="Compact"/>
@@ -25424,7 +25651,11 @@
           </w:p>
         </w:tc>
         <w:tc>
-          <w:tcPr/>
+          <w:tcPr>
+            <w:tcBorders>
+              <w:bottom w:val="single" w:sz="6" w:space="0" w:color="333333"/>
+            </w:tcBorders>
+          </w:tcPr>
           <w:p>
             <w:pPr>
               <w:pStyle w:val="Compact"/>
@@ -25469,7 +25700,11 @@
           </w:p>
         </w:tc>
         <w:tc>
-          <w:tcPr/>
+          <w:tcPr>
+            <w:tcBorders>
+              <w:bottom w:val="single" w:sz="6" w:space="0" w:color="333333"/>
+            </w:tcBorders>
+          </w:tcPr>
           <w:p>
             <w:pPr>
               <w:pStyle w:val="Compact"/>
@@ -25958,6 +26193,7 @@
           <w:numId w:val="1008"/>
         </w:numPr>
         <w:spacing w:before="120"/>
+        <w:ind w:firstLine="420"/>
       </w:pPr>
       <w:r>
         <w:rPr>
@@ -26063,6 +26299,7 @@
           <w:ilvl w:val="0"/>
           <w:numId w:val="1008"/>
         </w:numPr>
+        <w:ind w:firstLine="420"/>
       </w:pPr>
       <w:r>
         <w:rPr>
@@ -26609,6 +26846,7 @@
     <w:p>
       <w:pPr>
         <w:pStyle w:val="FirstParagraph"/>
+        <w:ind w:firstLine="420"/>
       </w:pPr>
       <w:r>
         <w:rPr>
@@ -26786,6 +27024,7 @@
       <w:pPr>
         <w:pStyle w:val="BodyText"/>
         <w:spacing w:after="80"/>
+        <w:ind w:firstLine="420"/>
       </w:pPr>
       <w:r>
         <w:rPr>
@@ -26844,6 +27083,15 @@
         <w:tblW w:type="pct" w:w="5000"/>
         <w:tblLayout w:type="fixed"/>
         <w:tblLook w:firstRow="1" w:lastRow="0" w:firstColumn="0" w:lastColumn="0" w:noHBand="0" w:noVBand="0" w:val="0020"/>
+        <w:jc w:val="center"/>
+        <w:tblBorders>
+          <w:top w:val="single" w:sz="12" w:space="0" w:color="333333"/>
+          <w:bottom w:val="single" w:sz="12" w:space="0" w:color="333333"/>
+          <w:left w:val="none"/>
+          <w:right w:val="none"/>
+          <w:insideH w:val="none"/>
+          <w:insideV w:val="none"/>
+        </w:tblBorders>
       </w:tblPr>
       <w:tblGrid>
         <w:gridCol w:w="2640"/>
@@ -26855,7 +27103,11 @@
           <w:tblHeader w:val="on"/>
         </w:trPr>
         <w:tc>
-          <w:tcPr/>
+          <w:tcPr>
+            <w:tcBorders>
+              <w:bottom w:val="single" w:sz="6" w:space="0" w:color="333333"/>
+            </w:tcBorders>
+          </w:tcPr>
           <w:p>
             <w:pPr>
               <w:pStyle w:val="Compact"/>
@@ -26871,7 +27123,11 @@
           </w:p>
         </w:tc>
         <w:tc>
-          <w:tcPr/>
+          <w:tcPr>
+            <w:tcBorders>
+              <w:bottom w:val="single" w:sz="6" w:space="0" w:color="333333"/>
+            </w:tcBorders>
+          </w:tcPr>
           <w:p>
             <w:pPr>
               <w:pStyle w:val="Compact"/>
@@ -26942,7 +27198,11 @@
           </w:p>
         </w:tc>
         <w:tc>
-          <w:tcPr/>
+          <w:tcPr>
+            <w:tcBorders>
+              <w:bottom w:val="single" w:sz="6" w:space="0" w:color="333333"/>
+            </w:tcBorders>
+          </w:tcPr>
           <w:p>
             <w:pPr>
               <w:pStyle w:val="Compact"/>
@@ -27255,6 +27515,7 @@
       <w:pPr>
         <w:pStyle w:val="BodyText"/>
         <w:spacing w:before="120"/>
+        <w:ind w:firstLine="420"/>
       </w:pPr>
       <w:r>
         <w:rPr>
@@ -27440,6 +27701,7 @@
           <w:ilvl w:val="0"/>
           <w:numId w:val="1009"/>
         </w:numPr>
+        <w:ind w:firstLine="420"/>
       </w:pPr>
       <w:r>
         <w:rPr>
@@ -27619,6 +27881,7 @@
           <w:ilvl w:val="0"/>
           <w:numId w:val="1009"/>
         </w:numPr>
+        <w:ind w:firstLine="420"/>
       </w:pPr>
       <w:r>
         <w:rPr>
@@ -27675,6 +27938,7 @@
           <w:ilvl w:val="0"/>
           <w:numId w:val="1009"/>
         </w:numPr>
+        <w:ind w:firstLine="420"/>
       </w:pPr>
       <w:r>
         <w:rPr>
